--- a/docs/SyllabusOS_Project_Document.docx
+++ b/docs/SyllabusOS_Project_Document.docx
@@ -104,14 +104,14 @@
           <w:sz w:val="20"/>
           <w:szCs w:val="20"/>
         </w:rPr>
-        <w:t xml:space="preserve">Team Crazy Coders</w:t>
+        <w:t xml:space="preserve">Theme:</w:t>
       </w:r>
       <w:r>
         <w:rPr>
           <w:sz w:val="20"/>
           <w:szCs w:val="20"/>
         </w:rPr>
-        <w:t xml:space="preserve"> · Horizon by Hoollow — Round 1 (Online MVP) · Theme: AI with Education</w:t>
+        <w:t xml:space="preserve"> AI with Education</w:t>
       </w:r>
     </w:p>
     <w:p>
@@ -6376,7 +6376,7 @@
         <w:spacing w:after="100"/>
       </w:pPr>
       <w:r>
-        <w:t xml:space="preserve">Built by Team Crazy Coders in four lanes (AI pipelines, core engine and backend, frontend, integration and demo) with issue-per-feature branches, reviewed pull requests and CI on every push.</w:t>
+        <w:t xml:space="preserve">Built in four lanes (AI pipelines, core engine and backend, frontend, integration and demo) with issue-per-feature branches, reviewed pull requests and CI on every push.</w:t>
       </w:r>
     </w:p>
     <w:p>
@@ -6578,15 +6578,6 @@
         <w:szCs w:val="17"/>
       </w:rPr>
       <w:t xml:space="preserve"> · Project Document</w:t>
-    </w:r>
-    <w:r>
-      <w:rPr>
-        <w:color w:val="66666C"/>
-        <w:sz w:val="17"/>
-        <w:szCs w:val="17"/>
-      </w:rPr>
-      <w:tab/>
-      <w:t xml:space="preserve">Team Crazy Coders</w:t>
     </w:r>
   </w:p>
 </w:hdr>
